--- a/exports/quarto/docx/01_UnifiedArchitecture.docx
+++ b/exports/quarto/docx/01_UnifiedArchitecture.docx
@@ -23,7 +23,7 @@
         <w:pStyle w:val="Date"/>
       </w:pPr>
       <w:r>
-        <w:t xml:space="preserve">March 31, 2026</w:t>
+        <w:t xml:space="preserve">April 2, 2026</w:t>
       </w:r>
     </w:p>
     <w:sdt>
@@ -52,7 +52,7 @@
         </w:p>
       </w:sdtContent>
     </w:sdt>
-    <w:bookmarkStart w:id="59" w:name="X89d27089b9e35464a3fe4ccca1d49cbbcbaeb69"/>
+    <w:bookmarkStart w:id="60" w:name="X89d27089b9e35464a3fe4ccca1d49cbbcbaeb69"/>
     <w:p>
       <w:pPr>
         <w:pStyle w:val="Heading1"/>
@@ -649,7 +649,29 @@
         <w:pStyle w:val="FirstParagraph"/>
       </w:pPr>
       <w:r>
-        <w:t xml:space="preserve">The unified architecture is governed by the Seven Core Concepts, which must appear identically across all UIAO documents:</w:t>
+        <w:t xml:space="preserve">The unified architecture is governed by the Eight Core Concepts, which must appear identically across all UIAO documents:</w:t>
+      </w:r>
+    </w:p>
+    <w:p>
+      <w:pPr>
+        <w:pStyle w:val="Compact"/>
+        <w:numPr>
+          <w:ilvl w:val="0"/>
+          <w:numId w:val="1003"/>
+        </w:numPr>
+      </w:pPr>
+      <w:r>
+        <w:rPr>
+          <w:b/>
+          <w:bCs/>
+        </w:rPr>
+        <w:t xml:space="preserve">Single Source of Truth (SSOT)</w:t>
+      </w:r>
+      <w:r>
+        <w:t xml:space="preserve"> </w:t>
+      </w:r>
+      <w:r>
+        <w:t xml:space="preserve">— UIAO operates on the principle that every claim has one authoritative origin. All other representations are pointers, not copies. This ensures provenance, prevents drift, and enables federated truth resolution across boundaries.</w:t>
       </w:r>
     </w:p>
     <w:p>
@@ -752,7 +774,7 @@
       </w:r>
     </w:p>
     <w:bookmarkEnd w:id="26"/>
-    <w:bookmarkStart w:id="37" w:name="architecture-model"/>
+    <w:bookmarkStart w:id="38" w:name="architecture-model"/>
     <w:p>
       <w:pPr>
         <w:pStyle w:val="Heading2"/>
@@ -1439,6 +1461,142 @@
         <w:t xml:space="preserve">The unified architecture provides the required state.</w:t>
       </w:r>
     </w:p>
+    <w:bookmarkEnd w:id="36"/>
+    <w:bookmarkStart w:id="37" w:name="adapter-layer"/>
+    <w:p>
+      <w:pPr>
+        <w:pStyle w:val="Heading3"/>
+      </w:pPr>
+      <w:r>
+        <w:t xml:space="preserve">1.6.5 6.5 Adapter Layer</w:t>
+      </w:r>
+    </w:p>
+    <w:p>
+      <w:pPr>
+        <w:pStyle w:val="FirstParagraph"/>
+      </w:pPr>
+      <w:r>
+        <w:t xml:space="preserve">Adapters bridge external source systems (Entra ID, Infoblox, ServiceNow, etc.) to the UIAO control planes. Each adapter conforms to a ten-domain contract covering discovery, normalization, provenance, drift detection, health, error classification, confidence scoring, metrics, and lifecycle management.</w:t>
+      </w:r>
+    </w:p>
+    <w:p>
+      <w:pPr>
+        <w:pStyle w:val="BodyText"/>
+      </w:pPr>
+      <w:r>
+        <w:t xml:space="preserve">The adapter contract is defined in:</w:t>
+      </w:r>
+    </w:p>
+    <w:p>
+      <w:pPr>
+        <w:pStyle w:val="Compact"/>
+        <w:numPr>
+          <w:ilvl w:val="0"/>
+          <w:numId w:val="1006"/>
+        </w:numPr>
+      </w:pPr>
+      <w:r>
+        <w:rPr>
+          <w:rStyle w:val="VerbatimChar"/>
+        </w:rPr>
+        <w:t xml:space="preserve">adapters/base_adapter.py</w:t>
+      </w:r>
+      <w:r>
+        <w:t xml:space="preserve"> </w:t>
+      </w:r>
+      <w:r>
+        <w:t xml:space="preserve">— Abstract base class (Python ABC)</w:t>
+      </w:r>
+    </w:p>
+    <w:p>
+      <w:pPr>
+        <w:pStyle w:val="Compact"/>
+        <w:numPr>
+          <w:ilvl w:val="0"/>
+          <w:numId w:val="1006"/>
+        </w:numPr>
+      </w:pPr>
+      <w:r>
+        <w:rPr>
+          <w:rStyle w:val="VerbatimChar"/>
+        </w:rPr>
+        <w:t xml:space="preserve">adapters/__init__.py</w:t>
+      </w:r>
+      <w:r>
+        <w:t xml:space="preserve"> </w:t>
+      </w:r>
+      <w:r>
+        <w:t xml:space="preserve">— In-process adapter registry</w:t>
+      </w:r>
+    </w:p>
+    <w:p>
+      <w:pPr>
+        <w:pStyle w:val="Compact"/>
+        <w:numPr>
+          <w:ilvl w:val="0"/>
+          <w:numId w:val="1006"/>
+        </w:numPr>
+      </w:pPr>
+      <w:r>
+        <w:rPr>
+          <w:rStyle w:val="VerbatimChar"/>
+        </w:rPr>
+        <w:t xml:space="preserve">docs/adapters/adapter-contract.md</w:t>
+      </w:r>
+      <w:r>
+        <w:t xml:space="preserve"> </w:t>
+      </w:r>
+      <w:r>
+        <w:t xml:space="preserve">— Human-readable contract specification</w:t>
+      </w:r>
+    </w:p>
+    <w:p>
+      <w:pPr>
+        <w:pStyle w:val="FirstParagraph"/>
+      </w:pPr>
+      <w:r>
+        <w:t xml:space="preserve">Vendor-specific adapter implementations live in separate repositories (e.g.,</w:t>
+      </w:r>
+      <w:r>
+        <w:t xml:space="preserve"> </w:t>
+      </w:r>
+      <w:r>
+        <w:rPr>
+          <w:rStyle w:val="VerbatimChar"/>
+        </w:rPr>
+        <w:t xml:space="preserve">uiao-adapter-entra</w:t>
+      </w:r>
+      <w:r>
+        <w:t xml:space="preserve">,</w:t>
+      </w:r>
+      <w:r>
+        <w:t xml:space="preserve"> </w:t>
+      </w:r>
+      <w:r>
+        <w:rPr>
+          <w:rStyle w:val="VerbatimChar"/>
+        </w:rPr>
+        <w:t xml:space="preserve">uiao-adapter-infoblox</w:t>
+      </w:r>
+      <w:r>
+        <w:t xml:space="preserve">). See</w:t>
+      </w:r>
+      <w:r>
+        <w:t xml:space="preserve"> </w:t>
+      </w:r>
+      <w:r>
+        <w:rPr>
+          <w:rStyle w:val="VerbatimChar"/>
+        </w:rPr>
+        <w:t xml:space="preserve">docs/13_FIMF_AdapterRegistry.md</w:t>
+      </w:r>
+      <w:r>
+        <w:t xml:space="preserve"> </w:t>
+      </w:r>
+      <w:r>
+        <w:t xml:space="preserve">for the full FIMF adapter registry and onboarding checklist.</w:t>
+      </w:r>
+    </w:p>
     <w:p>
       <w:r>
         <w:pict>
@@ -1446,9 +1604,9 @@
         </w:pict>
       </w:r>
     </w:p>
-    <w:bookmarkEnd w:id="36"/>
     <w:bookmarkEnd w:id="37"/>
-    <w:bookmarkStart w:id="42" w:name="runtime-model"/>
+    <w:bookmarkEnd w:id="38"/>
+    <w:bookmarkStart w:id="43" w:name="runtime-model"/>
     <w:p>
       <w:pPr>
         <w:pStyle w:val="Heading2"/>
@@ -1465,7 +1623,7 @@
         <w:t xml:space="preserve">UIAO operates on conversations as the atomic unit of runtime behavior.</w:t>
       </w:r>
     </w:p>
-    <w:bookmarkStart w:id="38" w:name="conversation-flow"/>
+    <w:bookmarkStart w:id="39" w:name="conversation-flow"/>
     <w:p>
       <w:pPr>
         <w:pStyle w:val="Heading3"/>
@@ -1479,7 +1637,7 @@
         <w:pStyle w:val="Compact"/>
         <w:numPr>
           <w:ilvl w:val="0"/>
-          <w:numId w:val="1006"/>
+          <w:numId w:val="1007"/>
         </w:numPr>
       </w:pPr>
       <w:r>
@@ -1491,7 +1649,7 @@
         <w:pStyle w:val="Compact"/>
         <w:numPr>
           <w:ilvl w:val="0"/>
-          <w:numId w:val="1006"/>
+          <w:numId w:val="1007"/>
         </w:numPr>
       </w:pPr>
       <w:r>
@@ -1503,7 +1661,7 @@
         <w:pStyle w:val="Compact"/>
         <w:numPr>
           <w:ilvl w:val="0"/>
-          <w:numId w:val="1006"/>
+          <w:numId w:val="1007"/>
         </w:numPr>
       </w:pPr>
       <w:r>
@@ -1515,7 +1673,7 @@
         <w:pStyle w:val="Compact"/>
         <w:numPr>
           <w:ilvl w:val="0"/>
-          <w:numId w:val="1006"/>
+          <w:numId w:val="1007"/>
         </w:numPr>
       </w:pPr>
       <w:r>
@@ -1527,7 +1685,7 @@
         <w:pStyle w:val="Compact"/>
         <w:numPr>
           <w:ilvl w:val="0"/>
-          <w:numId w:val="1006"/>
+          <w:numId w:val="1007"/>
         </w:numPr>
       </w:pPr>
       <w:r>
@@ -1539,15 +1697,15 @@
         <w:pStyle w:val="Compact"/>
         <w:numPr>
           <w:ilvl w:val="0"/>
-          <w:numId w:val="1006"/>
+          <w:numId w:val="1007"/>
         </w:numPr>
       </w:pPr>
       <w:r>
         <w:t xml:space="preserve">Policy evaluates continuously</w:t>
       </w:r>
     </w:p>
-    <w:bookmarkEnd w:id="38"/>
-    <w:bookmarkStart w:id="39" w:name="deterministic-behavior"/>
+    <w:bookmarkEnd w:id="39"/>
+    <w:bookmarkStart w:id="40" w:name="deterministic-behavior"/>
     <w:p>
       <w:pPr>
         <w:pStyle w:val="Heading3"/>
@@ -1569,7 +1727,7 @@
         <w:pStyle w:val="Compact"/>
         <w:numPr>
           <w:ilvl w:val="0"/>
-          <w:numId w:val="1007"/>
+          <w:numId w:val="1008"/>
         </w:numPr>
       </w:pPr>
       <w:r>
@@ -1581,7 +1739,7 @@
         <w:pStyle w:val="Compact"/>
         <w:numPr>
           <w:ilvl w:val="0"/>
-          <w:numId w:val="1007"/>
+          <w:numId w:val="1008"/>
         </w:numPr>
       </w:pPr>
       <w:r>
@@ -1593,15 +1751,15 @@
         <w:pStyle w:val="Compact"/>
         <w:numPr>
           <w:ilvl w:val="0"/>
-          <w:numId w:val="1007"/>
+          <w:numId w:val="1008"/>
         </w:numPr>
       </w:pPr>
       <w:r>
         <w:t xml:space="preserve">Implementations</w:t>
       </w:r>
     </w:p>
-    <w:bookmarkEnd w:id="39"/>
-    <w:bookmarkStart w:id="40" w:name="continuous-evaluation"/>
+    <w:bookmarkEnd w:id="40"/>
+    <w:bookmarkStart w:id="41" w:name="continuous-evaluation"/>
     <w:p>
       <w:pPr>
         <w:pStyle w:val="Heading3"/>
@@ -1618,8 +1776,8 @@
         <w:t xml:space="preserve">Telemetry modifies routing, access, and segmentation decisions in real time.</w:t>
       </w:r>
     </w:p>
-    <w:bookmarkEnd w:id="40"/>
-    <w:bookmarkStart w:id="41" w:name="assurance-signals"/>
+    <w:bookmarkEnd w:id="41"/>
+    <w:bookmarkStart w:id="42" w:name="assurance-signals"/>
     <w:p>
       <w:pPr>
         <w:pStyle w:val="Heading3"/>
@@ -1633,7 +1791,7 @@
         <w:pStyle w:val="Compact"/>
         <w:numPr>
           <w:ilvl w:val="0"/>
-          <w:numId w:val="1008"/>
+          <w:numId w:val="1009"/>
         </w:numPr>
       </w:pPr>
       <w:r>
@@ -1645,7 +1803,7 @@
         <w:pStyle w:val="Compact"/>
         <w:numPr>
           <w:ilvl w:val="0"/>
-          <w:numId w:val="1008"/>
+          <w:numId w:val="1009"/>
         </w:numPr>
       </w:pPr>
       <w:r>
@@ -1657,7 +1815,7 @@
         <w:pStyle w:val="Compact"/>
         <w:numPr>
           <w:ilvl w:val="0"/>
-          <w:numId w:val="1008"/>
+          <w:numId w:val="1009"/>
         </w:numPr>
       </w:pPr>
       <w:r>
@@ -1669,7 +1827,7 @@
         <w:pStyle w:val="Compact"/>
         <w:numPr>
           <w:ilvl w:val="0"/>
-          <w:numId w:val="1008"/>
+          <w:numId w:val="1009"/>
         </w:numPr>
       </w:pPr>
       <w:r>
@@ -1681,7 +1839,7 @@
         <w:pStyle w:val="Compact"/>
         <w:numPr>
           <w:ilvl w:val="0"/>
-          <w:numId w:val="1008"/>
+          <w:numId w:val="1009"/>
         </w:numPr>
       </w:pPr>
       <w:r>
@@ -1703,9 +1861,9 @@
         </w:pict>
       </w:r>
     </w:p>
-    <w:bookmarkEnd w:id="41"/>
     <w:bookmarkEnd w:id="42"/>
-    <w:bookmarkStart w:id="46" w:name="compliance-mapping"/>
+    <w:bookmarkEnd w:id="43"/>
+    <w:bookmarkStart w:id="47" w:name="compliance-mapping"/>
     <w:p>
       <w:pPr>
         <w:pStyle w:val="Heading2"/>
@@ -1714,7 +1872,7 @@
         <w:t xml:space="preserve">1.8 8. Compliance Mapping</w:t>
       </w:r>
     </w:p>
-    <w:bookmarkStart w:id="43" w:name="fedramp-20x-alignment"/>
+    <w:bookmarkStart w:id="44" w:name="fedramp-20x-alignment"/>
     <w:p>
       <w:pPr>
         <w:pStyle w:val="Heading3"/>
@@ -1736,7 +1894,7 @@
         <w:pStyle w:val="Compact"/>
         <w:numPr>
           <w:ilvl w:val="0"/>
-          <w:numId w:val="1009"/>
+          <w:numId w:val="1010"/>
         </w:numPr>
       </w:pPr>
       <w:r>
@@ -1748,7 +1906,7 @@
         <w:pStyle w:val="Compact"/>
         <w:numPr>
           <w:ilvl w:val="0"/>
-          <w:numId w:val="1009"/>
+          <w:numId w:val="1010"/>
         </w:numPr>
       </w:pPr>
       <w:r>
@@ -1760,7 +1918,7 @@
         <w:pStyle w:val="Compact"/>
         <w:numPr>
           <w:ilvl w:val="0"/>
-          <w:numId w:val="1009"/>
+          <w:numId w:val="1010"/>
         </w:numPr>
       </w:pPr>
       <w:r>
@@ -1772,15 +1930,15 @@
         <w:pStyle w:val="Compact"/>
         <w:numPr>
           <w:ilvl w:val="0"/>
-          <w:numId w:val="1009"/>
+          <w:numId w:val="1010"/>
         </w:numPr>
       </w:pPr>
       <w:r>
         <w:t xml:space="preserve">Automated evidence generation</w:t>
       </w:r>
     </w:p>
-    <w:bookmarkEnd w:id="43"/>
-    <w:bookmarkStart w:id="44" w:name="nist-800-53-rev-5-controls"/>
+    <w:bookmarkEnd w:id="44"/>
+    <w:bookmarkStart w:id="45" w:name="nist-800-53-rev-5-controls"/>
     <w:p>
       <w:pPr>
         <w:pStyle w:val="Heading3"/>
@@ -2003,8 +2161,8 @@
         </w:tc>
       </w:tr>
     </w:tbl>
-    <w:bookmarkEnd w:id="44"/>
-    <w:bookmarkStart w:id="45" w:name="ksi-categories"/>
+    <w:bookmarkEnd w:id="45"/>
+    <w:bookmarkStart w:id="46" w:name="ksi-categories"/>
     <w:p>
       <w:pPr>
         <w:pStyle w:val="Heading3"/>
@@ -2018,7 +2176,7 @@
         <w:pStyle w:val="Compact"/>
         <w:numPr>
           <w:ilvl w:val="0"/>
-          <w:numId w:val="1010"/>
+          <w:numId w:val="1011"/>
         </w:numPr>
       </w:pPr>
       <w:r>
@@ -2030,7 +2188,7 @@
         <w:pStyle w:val="Compact"/>
         <w:numPr>
           <w:ilvl w:val="0"/>
-          <w:numId w:val="1010"/>
+          <w:numId w:val="1011"/>
         </w:numPr>
       </w:pPr>
       <w:r>
@@ -2042,7 +2200,7 @@
         <w:pStyle w:val="Compact"/>
         <w:numPr>
           <w:ilvl w:val="0"/>
-          <w:numId w:val="1010"/>
+          <w:numId w:val="1011"/>
         </w:numPr>
       </w:pPr>
       <w:r>
@@ -2054,7 +2212,7 @@
         <w:pStyle w:val="Compact"/>
         <w:numPr>
           <w:ilvl w:val="0"/>
-          <w:numId w:val="1010"/>
+          <w:numId w:val="1011"/>
         </w:numPr>
       </w:pPr>
       <w:r>
@@ -2066,7 +2224,7 @@
         <w:pStyle w:val="Compact"/>
         <w:numPr>
           <w:ilvl w:val="0"/>
-          <w:numId w:val="1010"/>
+          <w:numId w:val="1011"/>
         </w:numPr>
       </w:pPr>
       <w:r>
@@ -2078,7 +2236,7 @@
         <w:pStyle w:val="Compact"/>
         <w:numPr>
           <w:ilvl w:val="0"/>
-          <w:numId w:val="1010"/>
+          <w:numId w:val="1011"/>
         </w:numPr>
       </w:pPr>
       <w:r>
@@ -2090,7 +2248,7 @@
         <w:pStyle w:val="Compact"/>
         <w:numPr>
           <w:ilvl w:val="0"/>
-          <w:numId w:val="1010"/>
+          <w:numId w:val="1011"/>
         </w:numPr>
       </w:pPr>
       <w:r>
@@ -2104,9 +2262,9 @@
         </w:pict>
       </w:r>
     </w:p>
-    <w:bookmarkEnd w:id="45"/>
     <w:bookmarkEnd w:id="46"/>
-    <w:bookmarkStart w:id="50" w:name="dependencies-sequencing"/>
+    <w:bookmarkEnd w:id="47"/>
+    <w:bookmarkStart w:id="51" w:name="dependencies-sequencing"/>
     <w:p>
       <w:pPr>
         <w:pStyle w:val="Heading2"/>
@@ -2115,7 +2273,7 @@
         <w:t xml:space="preserve">1.9 9. Dependencies &amp; Sequencing</w:t>
       </w:r>
     </w:p>
-    <w:bookmarkStart w:id="47" w:name="upstream-dependencies"/>
+    <w:bookmarkStart w:id="48" w:name="upstream-dependencies"/>
     <w:p>
       <w:pPr>
         <w:pStyle w:val="Heading3"/>
@@ -2129,7 +2287,7 @@
         <w:pStyle w:val="Compact"/>
         <w:numPr>
           <w:ilvl w:val="0"/>
-          <w:numId w:val="1011"/>
+          <w:numId w:val="1012"/>
         </w:numPr>
       </w:pPr>
       <w:r>
@@ -2141,7 +2299,7 @@
         <w:pStyle w:val="Compact"/>
         <w:numPr>
           <w:ilvl w:val="0"/>
-          <w:numId w:val="1011"/>
+          <w:numId w:val="1012"/>
         </w:numPr>
       </w:pPr>
       <w:r>
@@ -2153,7 +2311,7 @@
         <w:pStyle w:val="Compact"/>
         <w:numPr>
           <w:ilvl w:val="0"/>
-          <w:numId w:val="1011"/>
+          <w:numId w:val="1012"/>
         </w:numPr>
       </w:pPr>
       <w:r>
@@ -2165,15 +2323,15 @@
         <w:pStyle w:val="Compact"/>
         <w:numPr>
           <w:ilvl w:val="0"/>
-          <w:numId w:val="1011"/>
+          <w:numId w:val="1012"/>
         </w:numPr>
       </w:pPr>
       <w:r>
         <w:t xml:space="preserve">Network underlay</w:t>
       </w:r>
     </w:p>
-    <w:bookmarkEnd w:id="47"/>
-    <w:bookmarkStart w:id="48" w:name="downstream-dependencies"/>
+    <w:bookmarkEnd w:id="48"/>
+    <w:bookmarkStart w:id="49" w:name="downstream-dependencies"/>
     <w:p>
       <w:pPr>
         <w:pStyle w:val="Heading3"/>
@@ -2187,7 +2345,7 @@
         <w:pStyle w:val="Compact"/>
         <w:numPr>
           <w:ilvl w:val="0"/>
-          <w:numId w:val="1012"/>
+          <w:numId w:val="1013"/>
         </w:numPr>
       </w:pPr>
       <w:r>
@@ -2199,7 +2357,7 @@
         <w:pStyle w:val="Compact"/>
         <w:numPr>
           <w:ilvl w:val="0"/>
-          <w:numId w:val="1012"/>
+          <w:numId w:val="1013"/>
         </w:numPr>
       </w:pPr>
       <w:r>
@@ -2211,7 +2369,7 @@
         <w:pStyle w:val="Compact"/>
         <w:numPr>
           <w:ilvl w:val="0"/>
-          <w:numId w:val="1012"/>
+          <w:numId w:val="1013"/>
         </w:numPr>
       </w:pPr>
       <w:r>
@@ -2223,15 +2381,15 @@
         <w:pStyle w:val="Compact"/>
         <w:numPr>
           <w:ilvl w:val="0"/>
-          <w:numId w:val="1012"/>
+          <w:numId w:val="1013"/>
         </w:numPr>
       </w:pPr>
       <w:r>
         <w:t xml:space="preserve">TIC 3.0 use cases</w:t>
       </w:r>
     </w:p>
-    <w:bookmarkEnd w:id="48"/>
-    <w:bookmarkStart w:id="49" w:name="timeline-alignment"/>
+    <w:bookmarkEnd w:id="49"/>
+    <w:bookmarkStart w:id="50" w:name="timeline-alignment"/>
     <w:p>
       <w:pPr>
         <w:pStyle w:val="Heading3"/>
@@ -2255,9 +2413,9 @@
         </w:pict>
       </w:r>
     </w:p>
-    <w:bookmarkEnd w:id="49"/>
     <w:bookmarkEnd w:id="50"/>
-    <w:bookmarkStart w:id="51" w:name="governance-drift-controls"/>
+    <w:bookmarkEnd w:id="51"/>
+    <w:bookmarkStart w:id="52" w:name="governance-drift-controls"/>
     <w:p>
       <w:pPr>
         <w:pStyle w:val="Heading2"/>
@@ -2408,8 +2566,8 @@
         </w:pict>
       </w:r>
     </w:p>
-    <w:bookmarkEnd w:id="51"/>
-    <w:bookmarkStart w:id="57" w:name="appendices"/>
+    <w:bookmarkEnd w:id="52"/>
+    <w:bookmarkStart w:id="58" w:name="appendices"/>
     <w:p>
       <w:pPr>
         <w:pStyle w:val="Heading2"/>
@@ -2418,7 +2576,7 @@
         <w:t xml:space="preserve">1.11 11. Appendices</w:t>
       </w:r>
     </w:p>
-    <w:bookmarkStart w:id="52" w:name="appendix-a-definitions"/>
+    <w:bookmarkStart w:id="53" w:name="appendix-a-definitions"/>
     <w:p>
       <w:pPr>
         <w:pStyle w:val="Heading3"/>
@@ -2454,8 +2612,8 @@
         <w:t xml:space="preserve">docs/glossary.md</w:t>
       </w:r>
     </w:p>
-    <w:bookmarkEnd w:id="52"/>
-    <w:bookmarkStart w:id="53" w:name="appendix-b-tables"/>
+    <w:bookmarkEnd w:id="53"/>
+    <w:bookmarkStart w:id="54" w:name="appendix-b-tables"/>
     <w:p>
       <w:pPr>
         <w:pStyle w:val="Heading3"/>
@@ -2476,8 +2634,8 @@
         <w:t xml:space="preserve">Frozen State Analysis table is embedded in Section 6.4. Control Plane Alignment table is in Section 4.</w:t>
       </w:r>
     </w:p>
-    <w:bookmarkEnd w:id="53"/>
-    <w:bookmarkStart w:id="54" w:name="appendix-c-diagram-references"/>
+    <w:bookmarkEnd w:id="54"/>
+    <w:bookmarkStart w:id="55" w:name="appendix-c-diagram-references"/>
     <w:p>
       <w:pPr>
         <w:pStyle w:val="Heading3"/>
@@ -2527,8 +2685,8 @@
         <w:t xml:space="preserve">for all referenced architecture diagrams.</w:t>
       </w:r>
     </w:p>
-    <w:bookmarkEnd w:id="54"/>
-    <w:bookmarkStart w:id="55" w:name="appendix-d-crosswalk-references"/>
+    <w:bookmarkEnd w:id="55"/>
+    <w:bookmarkStart w:id="56" w:name="appendix-d-crosswalk-references"/>
     <w:p>
       <w:pPr>
         <w:pStyle w:val="Heading3"/>
@@ -2600,8 +2758,8 @@
         <w:t xml:space="preserve">.</w:t>
       </w:r>
     </w:p>
-    <w:bookmarkEnd w:id="55"/>
-    <w:bookmarkStart w:id="56" w:name="appendix-e-evidence-sources"/>
+    <w:bookmarkEnd w:id="56"/>
+    <w:bookmarkStart w:id="57" w:name="appendix-e-evidence-sources"/>
     <w:p>
       <w:pPr>
         <w:pStyle w:val="Heading3"/>
@@ -2658,9 +2816,9 @@
         </w:pict>
       </w:r>
     </w:p>
-    <w:bookmarkEnd w:id="56"/>
     <w:bookmarkEnd w:id="57"/>
-    <w:bookmarkStart w:id="58" w:name="revision-history"/>
+    <w:bookmarkEnd w:id="58"/>
+    <w:bookmarkStart w:id="59" w:name="revision-history"/>
     <w:p>
       <w:pPr>
         <w:pStyle w:val="Heading2"/>
@@ -2672,7 +2830,8 @@
     <w:tbl>
       <w:tblPr>
         <w:tblStyle w:val="Table"/>
-        <w:tblW w:type="auto" w:w="0"/>
+        <w:tblW w:type="pct" w:w="5000"/>
+        <w:tblLayout w:type="fixed"/>
         <w:tblLook w:firstRow="1" w:lastRow="0" w:firstColumn="0" w:lastColumn="0" w:noHBand="0" w:noVBand="0" w:val="0020"/>
       </w:tblPr>
       <w:tblGrid>
@@ -2776,9 +2935,55 @@
           </w:p>
         </w:tc>
       </w:tr>
+      <w:tr>
+        <w:tc>
+          <w:tcPr/>
+          <w:p>
+            <w:pPr>
+              <w:pStyle w:val="Compact"/>
+            </w:pPr>
+            <w:r>
+              <w:t xml:space="preserve">1.1</w:t>
+            </w:r>
+          </w:p>
+        </w:tc>
+        <w:tc>
+          <w:tcPr/>
+          <w:p>
+            <w:pPr>
+              <w:pStyle w:val="Compact"/>
+            </w:pPr>
+            <w:r>
+              <w:t xml:space="preserve">2026-04</w:t>
+            </w:r>
+          </w:p>
+        </w:tc>
+        <w:tc>
+          <w:tcPr/>
+          <w:p>
+            <w:pPr>
+              <w:pStyle w:val="Compact"/>
+            </w:pPr>
+            <w:r>
+              <w:t xml:space="preserve">UIAO Adapter Layer</w:t>
+            </w:r>
+          </w:p>
+        </w:tc>
+        <w:tc>
+          <w:tcPr/>
+          <w:p>
+            <w:pPr>
+              <w:pStyle w:val="Compact"/>
+            </w:pPr>
+            <w:r>
+              <w:t xml:space="preserve">Added Section 6.5 Adapter Layer cross-reference</w:t>
+            </w:r>
+          </w:p>
+        </w:tc>
+      </w:tr>
     </w:tbl>
-    <w:bookmarkEnd w:id="58"/>
     <w:bookmarkEnd w:id="59"/>
+    <w:bookmarkEnd w:id="60"/>
     <w:sectPr/>
   </w:body>
 </w:document>
@@ -3119,6 +3324,9 @@
     <w:abstractNumId w:val="991"/>
   </w:num>
   <w:num w:numId="1006">
+    <w:abstractNumId w:val="991"/>
+  </w:num>
+  <w:num w:numId="1007">
     <w:abstractNumId w:val="99411"/>
     <w:lvlOverride w:ilvl="0">
       <w:startOverride w:val="1"/>
@@ -3148,9 +3356,6 @@
       <w:startOverride w:val="1"/>
     </w:lvlOverride>
   </w:num>
-  <w:num w:numId="1007">
-    <w:abstractNumId w:val="991"/>
-  </w:num>
   <w:num w:numId="1008">
     <w:abstractNumId w:val="991"/>
   </w:num>
@@ -3164,6 +3369,9 @@
     <w:abstractNumId w:val="991"/>
   </w:num>
   <w:num w:numId="1012">
+    <w:abstractNumId w:val="991"/>
+  </w:num>
+  <w:num w:numId="1013">
     <w:abstractNumId w:val="991"/>
   </w:num>
 </w:numbering>
